--- a/paper/submission_ejnmmi/cover_letter_ejnmmi.docx
+++ b/paper/submission_ejnmmi/cover_letter_ejnmmi.docx
@@ -62,7 +62,7 @@
         <w:pStyle w:val="BodyText"/>
       </w:pPr>
       <w:r>
-        <w:t xml:space="preserve">The manuscript is intended as a field-level quantitative boundary for an emerging nuclear-medicine biomarker. Its main result is constructive rather than dismissive: lifetime-only maps should not be interpreted as hypoxia, but the problem becomes identifiable in principle when a second observable such as o-Ps intensity or a 3gamma/2gamma ratio is measured. The analysis also specifies the bench PALS experiment needed to measure the two load-bearing biological constants.</w:t>
+        <w:t xml:space="preserve">The manuscript is intended as a field-level quantitative boundary for an emerging nuclear-medicine biomarker. Its main result is constructive rather than dismissive: lifetime-only maps should not be interpreted as hypoxia, but the problem becomes identifiable in principle when a second observable such as o-Ps intensity or a 3gamma/2gamma ratio is measured. The revised submission also includes sensitivity analyses for the two load-bearing quantities–the composition dependence of I3 and the unmeasured lipid quenching constant–and specifies the bench PALS experiment needed to measure them directly.</w:t>
       </w:r>
     </w:p>
     <w:p>

--- a/paper/submission_ejnmmi/cover_letter_ejnmmi.docx
+++ b/paper/submission_ejnmmi/cover_letter_ejnmmi.docx
@@ -92,7 +92,7 @@
         <w:br/>
       </w:r>
       <w:r>
-        <w:t xml:space="preserve">Universidad Panamericana; Universidad de Guadalajara</w:t>
+        <w:t xml:space="preserve">Universidad Panamericana, Guadalajara; Universidad de Guadalajara</w:t>
       </w:r>
       <w:r>
         <w:br/>

--- a/paper/submission_ejnmmi/cover_letter_ejnmmi.docx
+++ b/paper/submission_ejnmmi/cover_letter_ejnmmi.docx
@@ -92,7 +92,7 @@
         <w:br/>
       </w:r>
       <w:r>
-        <w:t xml:space="preserve">Universidad Panamericana, Guadalajara; Universidad de Guadalajara</w:t>
+        <w:t xml:space="preserve">Universidad Panamericana, Zapopan; Universidad de Guadalajara, Zapopan</w:t>
       </w:r>
       <w:r>
         <w:br/>
